--- a/班級樣板.docx
+++ b/班級樣板.docx
@@ -3167,11 +3167,83 @@
             </w:pPr>
             <w:r>
               <w:rPr>
-                <w:rFonts w:ascii="標楷體" w:eastAsia="標楷體" w:hAnsi="標楷體" w:cs="標楷體" w:hint="eastAsia"/>
-                <w:sz w:val="36"/>
-                <w:szCs w:val="36"/>
-              </w:rPr>
-              <w:t>社團活動</w:t>
+                <w:rFonts w:ascii="標楷體" w:eastAsia="標楷體" w:hAnsi="標楷體" w:cs="標楷體"/>
+                <w:sz w:val="36"/>
+                <w:szCs w:val="36"/>
+              </w:rPr>
+              <w:t>{{SD</w:t>
+            </w:r>
+            <w:r>
+              <w:rPr>
+                <w:rFonts w:ascii="標楷體" w:eastAsia="標楷體" w:hAnsi="標楷體" w:cs="標楷體" w:hint="eastAsia"/>
+                <w:sz w:val="36"/>
+                <w:szCs w:val="36"/>
+              </w:rPr>
+              <w:t>3</w:t>
+            </w:r>
+            <w:r>
+              <w:rPr>
+                <w:rFonts w:ascii="標楷體" w:eastAsia="標楷體" w:hAnsi="標楷體" w:cs="標楷體"/>
+                <w:sz w:val="36"/>
+                <w:szCs w:val="36"/>
+              </w:rPr>
+              <w:t>P</w:t>
+            </w:r>
+            <w:r>
+              <w:rPr>
+                <w:rFonts w:ascii="標楷體" w:eastAsia="標楷體" w:hAnsi="標楷體" w:cs="標楷體" w:hint="eastAsia"/>
+                <w:sz w:val="36"/>
+                <w:szCs w:val="36"/>
+              </w:rPr>
+              <w:t>5</w:t>
+            </w:r>
+            <w:r>
+              <w:rPr>
+                <w:rFonts w:ascii="標楷體" w:eastAsia="標楷體" w:hAnsi="標楷體" w:cs="標楷體"/>
+                <w:sz w:val="36"/>
+                <w:szCs w:val="36"/>
+              </w:rPr>
+              <w:t>}}</w:t>
+            </w:r>
+          </w:p>
+          <w:p>
+            <w:pPr>
+              <w:jc w:val="center"/>
+              <w:rPr>
+                <w:rFonts w:ascii="標楷體" w:eastAsia="標楷體" w:hAnsi="標楷體" w:cs="標楷體"/>
+                <w:sz w:val="36"/>
+                <w:szCs w:val="36"/>
+              </w:rPr>
+            </w:pPr>
+            <w:r>
+              <w:rPr>
+                <w:rFonts w:ascii="標楷體" w:eastAsia="標楷體" w:hAnsi="標楷體" w:cs="標楷體"/>
+              </w:rPr>
+              <w:t>{{TD</w:t>
+            </w:r>
+            <w:r>
+              <w:rPr>
+                <w:rFonts w:ascii="標楷體" w:eastAsia="標楷體" w:hAnsi="標楷體" w:cs="標楷體" w:hint="eastAsia"/>
+              </w:rPr>
+              <w:t>3</w:t>
+            </w:r>
+            <w:r>
+              <w:rPr>
+                <w:rFonts w:ascii="標楷體" w:eastAsia="標楷體" w:hAnsi="標楷體" w:cs="標楷體"/>
+              </w:rPr>
+              <w:t>P</w:t>
+            </w:r>
+            <w:r>
+              <w:rPr>
+                <w:rFonts w:ascii="標楷體" w:eastAsia="標楷體" w:hAnsi="標楷體" w:cs="標楷體" w:hint="eastAsia"/>
+              </w:rPr>
+              <w:t>5</w:t>
+            </w:r>
+            <w:r>
+              <w:rPr>
+                <w:rFonts w:ascii="標楷體" w:eastAsia="標楷體" w:hAnsi="標楷體" w:cs="標楷體"/>
+              </w:rPr>
+              <w:t>}}</w:t>
             </w:r>
           </w:p>
         </w:tc>
@@ -6265,28 +6337,28 @@
 </file>
 
 <file path=customXml/item1.xml><?xml version="1.0" encoding="utf-8"?>
+<b:Sources xmlns:b="http://schemas.openxmlformats.org/officeDocument/2006/bibliography" xmlns="http://schemas.openxmlformats.org/officeDocument/2006/bibliography" SelectedStyle="\APASixthEditionOfficeOnline.xsl" StyleName="APA" Version="6"/>
+</file>
+
+<file path=customXml/item2.xml><?xml version="1.0" encoding="utf-8"?>
 <go:gDocsCustomXmlDataStorage xmlns:go="http://customooxmlschemas.google.com/" xmlns:r="http://schemas.openxmlformats.org/officeDocument/2006/relationships" uri="GoogleDocsCustomDataVersion2">
   <go:docsCustomData xmlns:go="http://customooxmlschemas.google.com/" roundtripDataSignature="AMtx7mgvG+IdoCuWxDyMtkMYjnHawecSGA==">CgMxLjAyDmguNHQzcmViaDRpNmViMg5oLjM0NXMzNXcwdW9uMjgAciExUHowYXN0MVhfVGVkeHd1S2VNbG5weFd6VE9LWVBzLTY=</go:docsCustomData>
 </go:gDocsCustomXmlDataStorage>
 </file>
 
-<file path=customXml/item2.xml><?xml version="1.0" encoding="utf-8"?>
-<b:Sources xmlns:b="http://schemas.openxmlformats.org/officeDocument/2006/bibliography" xmlns="http://schemas.openxmlformats.org/officeDocument/2006/bibliography" SelectedStyle="\APASixthEditionOfficeOnline.xsl" StyleName="APA" Version="6"/>
+<file path=customXml/itemProps1.xml><?xml version="1.0" encoding="utf-8"?>
+<ds:datastoreItem xmlns:ds="http://schemas.openxmlformats.org/officeDocument/2006/customXml" ds:itemID="{81F6F34E-7FE5-4899-AB3D-F8E1F6E45B75}">
+  <ds:schemaRefs>
+    <ds:schemaRef ds:uri="http://schemas.openxmlformats.org/officeDocument/2006/bibliography"/>
+  </ds:schemaRefs>
+</ds:datastoreItem>
 </file>
 
-<file path=customXml/itemProps1.xml><?xml version="1.0" encoding="utf-8"?>
+<file path=customXml/itemProps2.xml><?xml version="1.0" encoding="utf-8"?>
 <ds:datastoreItem xmlns:ds="http://schemas.openxmlformats.org/officeDocument/2006/customXml" ds:itemID="{11111111-1234-1234-1234-123412341234}">
   <ds:schemaRefs>
     <ds:schemaRef ds:uri="http://customooxmlschemas.google.com/"/>
     <ds:schemaRef ds:uri="http://schemas.openxmlformats.org/officeDocument/2006/relationships"/>
   </ds:schemaRefs>
 </ds:datastoreItem>
-</file>
-
-<file path=customXml/itemProps2.xml><?xml version="1.0" encoding="utf-8"?>
-<ds:datastoreItem xmlns:ds="http://schemas.openxmlformats.org/officeDocument/2006/customXml" ds:itemID="{81F6F34E-7FE5-4899-AB3D-F8E1F6E45B75}">
-  <ds:schemaRefs>
-    <ds:schemaRef ds:uri="http://schemas.openxmlformats.org/officeDocument/2006/bibliography"/>
-  </ds:schemaRefs>
-</ds:datastoreItem>
 </file>
--- a/班級樣板.docx
+++ b/班級樣板.docx
@@ -6,6 +6,7 @@
       <w:tblPr>
         <w:tblStyle w:val="aff4"/>
         <w:tblW w:w="9988" w:type="dxa"/>
+        <w:jc w:val="center"/>
         <w:tblInd w:w="0" w:type="dxa"/>
         <w:tblBorders>
           <w:top w:val="single" w:sz="18" w:space="0" w:color="000000"/>
@@ -31,6 +32,7 @@
       <w:tr>
         <w:trPr>
           <w:trHeight w:val="1587"/>
+          <w:jc w:val="center"/>
         </w:trPr>
         <w:tc>
           <w:tcPr>
@@ -204,6 +206,7 @@
       <w:tr>
         <w:trPr>
           <w:trHeight w:val="895"/>
+          <w:jc w:val="center"/>
         </w:trPr>
         <w:tc>
           <w:tcPr>
@@ -273,6 +276,7 @@
                 <w:rFonts w:ascii="標楷體" w:eastAsia="標楷體" w:hAnsi="標楷體" w:cs="標楷體"/>
               </w:rPr>
             </w:pPr>
+            <w:proofErr w:type="gramStart"/>
             <w:r>
               <w:rPr>
                 <w:rFonts w:ascii="標楷體" w:eastAsia="標楷體" w:hAnsi="標楷體" w:cs="標楷體"/>
@@ -282,6 +286,7 @@
               </w:rPr>
               <w:t>一</w:t>
             </w:r>
+            <w:proofErr w:type="gramEnd"/>
           </w:p>
         </w:tc>
         <w:tc>
@@ -380,6 +385,7 @@
       <w:tr>
         <w:trPr>
           <w:trHeight w:val="453"/>
+          <w:jc w:val="center"/>
         </w:trPr>
         <w:tc>
           <w:tcPr>
@@ -437,6 +443,7 @@
       <w:tr>
         <w:trPr>
           <w:trHeight w:val="453"/>
+          <w:jc w:val="center"/>
         </w:trPr>
         <w:tc>
           <w:tcPr>
@@ -492,6 +499,7 @@
       <w:tr>
         <w:trPr>
           <w:trHeight w:val="1157"/>
+          <w:jc w:val="center"/>
         </w:trPr>
         <w:tc>
           <w:tcPr>
@@ -551,6 +559,7 @@
                 <w:szCs w:val="20"/>
               </w:rPr>
             </w:pPr>
+            <w:proofErr w:type="gramStart"/>
             <w:r>
               <w:rPr>
                 <w:rFonts w:ascii="標楷體" w:eastAsia="標楷體" w:hAnsi="標楷體" w:cs="標楷體"/>
@@ -560,6 +569,7 @@
               </w:rPr>
               <w:t>｜</w:t>
             </w:r>
+            <w:proofErr w:type="gramEnd"/>
           </w:p>
           <w:p>
             <w:pPr>
@@ -900,6 +910,7 @@
       <w:tr>
         <w:trPr>
           <w:trHeight w:val="1157"/>
+          <w:jc w:val="center"/>
         </w:trPr>
         <w:tc>
           <w:tcPr>
@@ -961,6 +972,7 @@
                 <w:szCs w:val="20"/>
               </w:rPr>
             </w:pPr>
+            <w:proofErr w:type="gramStart"/>
             <w:r>
               <w:rPr>
                 <w:rFonts w:ascii="標楷體" w:eastAsia="標楷體" w:hAnsi="標楷體" w:cs="標楷體"/>
@@ -970,6 +982,7 @@
               </w:rPr>
               <w:t>｜</w:t>
             </w:r>
+            <w:proofErr w:type="gramEnd"/>
           </w:p>
           <w:p>
             <w:pPr>
@@ -1408,6 +1421,7 @@
       <w:tr>
         <w:trPr>
           <w:trHeight w:val="391"/>
+          <w:jc w:val="center"/>
         </w:trPr>
         <w:tc>
           <w:tcPr>
@@ -1603,6 +1617,7 @@
       <w:tr>
         <w:trPr>
           <w:trHeight w:val="1157"/>
+          <w:jc w:val="center"/>
         </w:trPr>
         <w:tc>
           <w:tcPr>
@@ -1662,6 +1677,7 @@
                 <w:szCs w:val="20"/>
               </w:rPr>
             </w:pPr>
+            <w:proofErr w:type="gramStart"/>
             <w:r>
               <w:rPr>
                 <w:rFonts w:ascii="標楷體" w:eastAsia="標楷體" w:hAnsi="標楷體" w:cs="標楷體"/>
@@ -1671,6 +1687,7 @@
               </w:rPr>
               <w:t>｜</w:t>
             </w:r>
+            <w:proofErr w:type="gramEnd"/>
           </w:p>
           <w:p>
             <w:pPr>
@@ -2137,6 +2154,7 @@
       <w:tr>
         <w:trPr>
           <w:trHeight w:val="1157"/>
+          <w:jc w:val="center"/>
         </w:trPr>
         <w:tc>
           <w:tcPr>
@@ -2196,6 +2214,7 @@
                 <w:szCs w:val="20"/>
               </w:rPr>
             </w:pPr>
+            <w:proofErr w:type="gramStart"/>
             <w:r>
               <w:rPr>
                 <w:rFonts w:ascii="標楷體" w:eastAsia="標楷體" w:hAnsi="標楷體" w:cs="標楷體"/>
@@ -2205,6 +2224,7 @@
               </w:rPr>
               <w:t>｜</w:t>
             </w:r>
+            <w:proofErr w:type="gramEnd"/>
           </w:p>
           <w:p>
             <w:pPr>
@@ -2655,6 +2675,7 @@
       <w:tr>
         <w:trPr>
           <w:trHeight w:val="456"/>
+          <w:jc w:val="center"/>
         </w:trPr>
         <w:tc>
           <w:tcPr>
@@ -2677,7 +2698,27 @@
                 <w:sz w:val="26"/>
                 <w:szCs w:val="26"/>
               </w:rPr>
-              <w:t>11：50—12：30</w:t>
+              <w:t>11：50</w:t>
+            </w:r>
+            <w:proofErr w:type="gramStart"/>
+            <w:r>
+              <w:rPr>
+                <w:rFonts w:ascii="標楷體" w:eastAsia="標楷體" w:hAnsi="標楷體" w:cs="標楷體"/>
+                <w:color w:val="000000"/>
+                <w:sz w:val="26"/>
+                <w:szCs w:val="26"/>
+              </w:rPr>
+              <w:t>—</w:t>
+            </w:r>
+            <w:proofErr w:type="gramEnd"/>
+            <w:r>
+              <w:rPr>
+                <w:rFonts w:ascii="標楷體" w:eastAsia="標楷體" w:hAnsi="標楷體" w:cs="標楷體"/>
+                <w:color w:val="000000"/>
+                <w:sz w:val="26"/>
+                <w:szCs w:val="26"/>
+              </w:rPr>
+              <w:t>12：30</w:t>
             </w:r>
           </w:p>
         </w:tc>
@@ -2825,6 +2866,7 @@
       <w:tr>
         <w:trPr>
           <w:trHeight w:val="453"/>
+          <w:jc w:val="center"/>
         </w:trPr>
         <w:tc>
           <w:tcPr>
@@ -2847,7 +2889,27 @@
                 <w:sz w:val="26"/>
                 <w:szCs w:val="26"/>
               </w:rPr>
-              <w:t>12：30—12：55</w:t>
+              <w:t>12：30</w:t>
+            </w:r>
+            <w:proofErr w:type="gramStart"/>
+            <w:r>
+              <w:rPr>
+                <w:rFonts w:ascii="標楷體" w:eastAsia="標楷體" w:hAnsi="標楷體" w:cs="標楷體"/>
+                <w:color w:val="000000"/>
+                <w:sz w:val="26"/>
+                <w:szCs w:val="26"/>
+              </w:rPr>
+              <w:t>—</w:t>
+            </w:r>
+            <w:proofErr w:type="gramEnd"/>
+            <w:r>
+              <w:rPr>
+                <w:rFonts w:ascii="標楷體" w:eastAsia="標楷體" w:hAnsi="標楷體" w:cs="標楷體"/>
+                <w:color w:val="000000"/>
+                <w:sz w:val="26"/>
+                <w:szCs w:val="26"/>
+              </w:rPr>
+              <w:t>12：55</w:t>
             </w:r>
           </w:p>
         </w:tc>
@@ -2899,6 +2961,7 @@
       <w:tr>
         <w:trPr>
           <w:trHeight w:val="1157"/>
+          <w:jc w:val="center"/>
         </w:trPr>
         <w:tc>
           <w:tcPr>
@@ -2958,6 +3021,7 @@
                 <w:szCs w:val="20"/>
               </w:rPr>
             </w:pPr>
+            <w:proofErr w:type="gramStart"/>
             <w:r>
               <w:rPr>
                 <w:rFonts w:ascii="標楷體" w:eastAsia="標楷體" w:hAnsi="標楷體" w:cs="標楷體"/>
@@ -2967,6 +3031,7 @@
               </w:rPr>
               <w:t>｜</w:t>
             </w:r>
+            <w:proofErr w:type="gramEnd"/>
           </w:p>
           <w:p>
             <w:pPr>
@@ -3439,6 +3504,7 @@
       <w:tr>
         <w:trPr>
           <w:trHeight w:val="1157"/>
+          <w:jc w:val="center"/>
         </w:trPr>
         <w:tc>
           <w:tcPr>
@@ -3498,6 +3564,7 @@
                 <w:szCs w:val="20"/>
               </w:rPr>
             </w:pPr>
+            <w:proofErr w:type="gramStart"/>
             <w:r>
               <w:rPr>
                 <w:rFonts w:ascii="標楷體" w:eastAsia="標楷體" w:hAnsi="標楷體" w:cs="標楷體"/>
@@ -3507,6 +3574,7 @@
               </w:rPr>
               <w:t>｜</w:t>
             </w:r>
+            <w:proofErr w:type="gramEnd"/>
           </w:p>
           <w:p>
             <w:pPr>
@@ -3980,6 +4048,7 @@
       <w:tr>
         <w:trPr>
           <w:trHeight w:val="454"/>
+          <w:jc w:val="center"/>
         </w:trPr>
         <w:tc>
           <w:tcPr>
@@ -4004,7 +4073,27 @@
                 <w:sz w:val="26"/>
                 <w:szCs w:val="26"/>
               </w:rPr>
-              <w:t>14：40—14：55</w:t>
+              <w:t>14：40</w:t>
+            </w:r>
+            <w:proofErr w:type="gramStart"/>
+            <w:r>
+              <w:rPr>
+                <w:rFonts w:ascii="標楷體" w:eastAsia="標楷體" w:hAnsi="標楷體" w:cs="標楷體"/>
+                <w:color w:val="000000"/>
+                <w:sz w:val="26"/>
+                <w:szCs w:val="26"/>
+              </w:rPr>
+              <w:t>—</w:t>
+            </w:r>
+            <w:proofErr w:type="gramEnd"/>
+            <w:r>
+              <w:rPr>
+                <w:rFonts w:ascii="標楷體" w:eastAsia="標楷體" w:hAnsi="標楷體" w:cs="標楷體"/>
+                <w:color w:val="000000"/>
+                <w:sz w:val="26"/>
+                <w:szCs w:val="26"/>
+              </w:rPr>
+              <w:t>14：55</w:t>
             </w:r>
           </w:p>
         </w:tc>
@@ -4039,6 +4128,7 @@
       <w:tr>
         <w:trPr>
           <w:trHeight w:val="1157"/>
+          <w:jc w:val="center"/>
         </w:trPr>
         <w:tc>
           <w:tcPr>
@@ -4098,6 +4188,7 @@
                 <w:szCs w:val="20"/>
               </w:rPr>
             </w:pPr>
+            <w:proofErr w:type="gramStart"/>
             <w:r>
               <w:rPr>
                 <w:rFonts w:ascii="標楷體" w:eastAsia="標楷體" w:hAnsi="標楷體" w:cs="標楷體"/>
@@ -4107,6 +4198,7 @@
               </w:rPr>
               <w:t>｜</w:t>
             </w:r>
+            <w:proofErr w:type="gramEnd"/>
           </w:p>
           <w:p>
             <w:pPr>
@@ -4568,6 +4660,7 @@
       <w:tr>
         <w:trPr>
           <w:trHeight w:val="1157"/>
+          <w:jc w:val="center"/>
         </w:trPr>
         <w:tc>
           <w:tcPr>
@@ -4627,6 +4720,7 @@
                 <w:szCs w:val="20"/>
               </w:rPr>
             </w:pPr>
+            <w:proofErr w:type="gramStart"/>
             <w:r>
               <w:rPr>
                 <w:rFonts w:ascii="標楷體" w:eastAsia="標楷體" w:hAnsi="標楷體" w:cs="標楷體"/>
@@ -4636,6 +4730,7 @@
               </w:rPr>
               <w:t>｜</w:t>
             </w:r>
+            <w:proofErr w:type="gramEnd"/>
           </w:p>
           <w:p>
             <w:pPr>
@@ -6337,28 +6432,28 @@
 </file>
 
 <file path=customXml/item1.xml><?xml version="1.0" encoding="utf-8"?>
-<b:Sources xmlns:b="http://schemas.openxmlformats.org/officeDocument/2006/bibliography" xmlns="http://schemas.openxmlformats.org/officeDocument/2006/bibliography" SelectedStyle="\APASixthEditionOfficeOnline.xsl" StyleName="APA" Version="6"/>
-</file>
-
-<file path=customXml/item2.xml><?xml version="1.0" encoding="utf-8"?>
 <go:gDocsCustomXmlDataStorage xmlns:go="http://customooxmlschemas.google.com/" xmlns:r="http://schemas.openxmlformats.org/officeDocument/2006/relationships" uri="GoogleDocsCustomDataVersion2">
   <go:docsCustomData xmlns:go="http://customooxmlschemas.google.com/" roundtripDataSignature="AMtx7mgvG+IdoCuWxDyMtkMYjnHawecSGA==">CgMxLjAyDmguNHQzcmViaDRpNmViMg5oLjM0NXMzNXcwdW9uMjgAciExUHowYXN0MVhfVGVkeHd1S2VNbG5weFd6VE9LWVBzLTY=</go:docsCustomData>
 </go:gDocsCustomXmlDataStorage>
 </file>
 
-<file path=customXml/itemProps1.xml><?xml version="1.0" encoding="utf-8"?>
-<ds:datastoreItem xmlns:ds="http://schemas.openxmlformats.org/officeDocument/2006/customXml" ds:itemID="{81F6F34E-7FE5-4899-AB3D-F8E1F6E45B75}">
-  <ds:schemaRefs>
-    <ds:schemaRef ds:uri="http://schemas.openxmlformats.org/officeDocument/2006/bibliography"/>
-  </ds:schemaRefs>
-</ds:datastoreItem>
+<file path=customXml/item2.xml><?xml version="1.0" encoding="utf-8"?>
+<b:Sources xmlns:b="http://schemas.openxmlformats.org/officeDocument/2006/bibliography" xmlns="http://schemas.openxmlformats.org/officeDocument/2006/bibliography" SelectedStyle="\APASixthEditionOfficeOnline.xsl" StyleName="APA" Version="6"/>
 </file>
 
-<file path=customXml/itemProps2.xml><?xml version="1.0" encoding="utf-8"?>
+<file path=customXml/itemProps1.xml><?xml version="1.0" encoding="utf-8"?>
 <ds:datastoreItem xmlns:ds="http://schemas.openxmlformats.org/officeDocument/2006/customXml" ds:itemID="{11111111-1234-1234-1234-123412341234}">
   <ds:schemaRefs>
     <ds:schemaRef ds:uri="http://customooxmlschemas.google.com/"/>
     <ds:schemaRef ds:uri="http://schemas.openxmlformats.org/officeDocument/2006/relationships"/>
   </ds:schemaRefs>
 </ds:datastoreItem>
+</file>
+
+<file path=customXml/itemProps2.xml><?xml version="1.0" encoding="utf-8"?>
+<ds:datastoreItem xmlns:ds="http://schemas.openxmlformats.org/officeDocument/2006/customXml" ds:itemID="{81F6F34E-7FE5-4899-AB3D-F8E1F6E45B75}">
+  <ds:schemaRefs>
+    <ds:schemaRef ds:uri="http://schemas.openxmlformats.org/officeDocument/2006/bibliography"/>
+  </ds:schemaRefs>
+</ds:datastoreItem>
 </file>